--- a/Files/06 - Yom Tov/09 - Rosh Hashana/5784/Rosh Hashana 5784.docx
+++ b/Files/06 - Yom Tov/09 - Rosh Hashana/5784/Rosh Hashana 5784.docx
@@ -67,7 +67,7 @@
           <w:rFonts w:ascii="Times New Roman" w:hAnsi="Times New Roman" w:cs="Times New Roman"/>
           <w:rtl/>
         </w:rPr>
-        <w:t>"</w:t>
+        <w:t>״</w:t>
       </w:r>
       <w:r>
         <w:rPr>
@@ -1717,7 +1717,7 @@
           <w:rFonts w:ascii="Times New Roman" w:hAnsi="Times New Roman" w:cs="Times New Roman"/>
           <w:rtl/>
         </w:rPr>
-        <w:t>"</w:t>
+        <w:t>״</w:t>
       </w:r>
       <w:r>
         <w:rPr>

--- a/Files/06 - Yom Tov/09 - Rosh Hashana/5784/Rosh Hashana 5784.docx
+++ b/Files/06 - Yom Tov/09 - Rosh Hashana/5784/Rosh Hashana 5784.docx
@@ -53,7 +53,25 @@
         <w:rPr>
           <w:rFonts w:ascii="Times New Roman" w:hAnsi="Times New Roman" w:cs="Times New Roman"/>
         </w:rPr>
-        <w:t xml:space="preserve">, which is a weekly sheet put out by the family of Rav Chaim Kanievsky </w:t>
+        <w:t xml:space="preserve"> </w:t>
+      </w:r>
+      <w:r>
+        <w:rPr>
+          <w:rFonts w:ascii="Times New Roman" w:hAnsi="Times New Roman" w:cs="Times New Roman"/>
+        </w:rPr>
+        <w:t xml:space="preserve">is a weekly sheet </w:t>
+      </w:r>
+      <w:r>
+        <w:rPr>
+          <w:rFonts w:ascii="Times New Roman" w:hAnsi="Times New Roman" w:cs="Times New Roman"/>
+        </w:rPr>
+        <w:t>by</w:t>
+      </w:r>
+      <w:r>
+        <w:rPr>
+          <w:rFonts w:ascii="Times New Roman" w:hAnsi="Times New Roman" w:cs="Times New Roman"/>
+        </w:rPr>
+        <w:t xml:space="preserve"> Rav Chaim Kanievsky </w:t>
       </w:r>
       <w:r>
         <w:rPr>
@@ -67,7 +85,7 @@
           <w:rFonts w:ascii="Times New Roman" w:hAnsi="Times New Roman" w:cs="Times New Roman"/>
           <w:rtl/>
         </w:rPr>
-        <w:t>״</w:t>
+        <w:t>"</w:t>
       </w:r>
       <w:r>
         <w:rPr>
@@ -80,13 +98,37 @@
         <w:rPr>
           <w:rFonts w:ascii="Times New Roman" w:hAnsi="Times New Roman" w:cs="Times New Roman"/>
         </w:rPr>
-        <w:t xml:space="preserve">, had this </w:t>
-      </w:r>
-      <w:r>
-        <w:rPr>
-          <w:rFonts w:ascii="Times New Roman" w:hAnsi="Times New Roman" w:cs="Times New Roman"/>
-        </w:rPr>
-        <w:t xml:space="preserve">interesting </w:t>
+        <w:t>.</w:t>
+      </w:r>
+      <w:r>
+        <w:rPr>
+          <w:rFonts w:ascii="Times New Roman" w:hAnsi="Times New Roman" w:cs="Times New Roman"/>
+        </w:rPr>
+        <w:t xml:space="preserve"> </w:t>
+      </w:r>
+      <w:r>
+        <w:rPr>
+          <w:rFonts w:ascii="Times New Roman" w:hAnsi="Times New Roman" w:cs="Times New Roman"/>
+        </w:rPr>
+        <w:t xml:space="preserve">A </w:t>
+      </w:r>
+      <w:r>
+        <w:rPr>
+          <w:rFonts w:ascii="Times New Roman" w:hAnsi="Times New Roman" w:cs="Times New Roman"/>
+        </w:rPr>
+        <w:t>number of years ago</w:t>
+      </w:r>
+      <w:r>
+        <w:rPr>
+          <w:rFonts w:ascii="Times New Roman" w:hAnsi="Times New Roman" w:cs="Times New Roman"/>
+        </w:rPr>
+        <w:t>,</w:t>
+      </w:r>
+      <w:r>
+        <w:rPr>
+          <w:rFonts w:ascii="Times New Roman" w:hAnsi="Times New Roman" w:cs="Times New Roman"/>
+        </w:rPr>
+        <w:t xml:space="preserve"> it had this interesting </w:t>
       </w:r>
       <w:r>
         <w:rPr>
@@ -99,19 +141,25 @@
         <w:rPr>
           <w:rFonts w:ascii="Times New Roman" w:hAnsi="Times New Roman" w:cs="Times New Roman"/>
         </w:rPr>
-        <w:t xml:space="preserve"> a number of years ago</w:t>
-      </w:r>
-      <w:r>
-        <w:rPr>
-          <w:rFonts w:ascii="Times New Roman" w:hAnsi="Times New Roman" w:cs="Times New Roman"/>
-        </w:rPr>
-        <w:t>,</w:t>
-      </w:r>
-      <w:r>
-        <w:rPr>
-          <w:rFonts w:ascii="Times New Roman" w:hAnsi="Times New Roman" w:cs="Times New Roman"/>
-        </w:rPr>
-        <w:t xml:space="preserve"> which is one of the most amazing and important articles I</w:t>
+        <w:t>.</w:t>
+      </w:r>
+      <w:r>
+        <w:rPr>
+          <w:rFonts w:ascii="Times New Roman" w:hAnsi="Times New Roman" w:cs="Times New Roman"/>
+        </w:rPr>
+        <w:t xml:space="preserve"> </w:t>
+      </w:r>
+      <w:r>
+        <w:rPr>
+          <w:rFonts w:ascii="Times New Roman" w:hAnsi="Times New Roman" w:cs="Times New Roman"/>
+        </w:rPr>
+        <w:t>It</w:t>
+      </w:r>
+      <w:r>
+        <w:rPr>
+          <w:rFonts w:ascii="Times New Roman" w:hAnsi="Times New Roman" w:cs="Times New Roman"/>
+        </w:rPr>
+        <w:t xml:space="preserve"> is one of the most amazing and important articles I</w:t>
       </w:r>
       <w:r>
         <w:rPr>
@@ -175,7 +223,19 @@
         <w:rPr>
           <w:rFonts w:ascii="Times New Roman" w:hAnsi="Times New Roman" w:cs="Times New Roman"/>
         </w:rPr>
-        <w:t xml:space="preserve"> is counted as a</w:t>
+        <w:t xml:space="preserve"> </w:t>
+      </w:r>
+      <w:r>
+        <w:rPr>
+          <w:rFonts w:ascii="Times New Roman" w:hAnsi="Times New Roman" w:cs="Times New Roman"/>
+        </w:rPr>
+        <w:t xml:space="preserve">we do here </w:t>
+      </w:r>
+      <w:r>
+        <w:rPr>
+          <w:rFonts w:ascii="Times New Roman" w:hAnsi="Times New Roman" w:cs="Times New Roman"/>
+        </w:rPr>
+        <w:t>is counted as a</w:t>
       </w:r>
       <w:r>
         <w:rPr>
@@ -254,13 +314,19 @@
         <w:rPr>
           <w:rFonts w:ascii="Times New Roman" w:hAnsi="Times New Roman" w:cs="Times New Roman"/>
         </w:rPr>
-        <w:t xml:space="preserve"> a</w:t>
-      </w:r>
-      <w:r>
-        <w:rPr>
-          <w:rFonts w:ascii="Times New Roman" w:hAnsi="Times New Roman" w:cs="Times New Roman"/>
-        </w:rPr>
-        <w:t xml:space="preserve">nd he says as follows: a </w:t>
+        <w:t xml:space="preserve"> </w:t>
+      </w:r>
+      <w:r>
+        <w:rPr>
+          <w:rFonts w:ascii="Times New Roman" w:hAnsi="Times New Roman" w:cs="Times New Roman"/>
+        </w:rPr>
+        <w:t>who says</w:t>
+      </w:r>
+      <w:r>
+        <w:rPr>
+          <w:rFonts w:ascii="Times New Roman" w:hAnsi="Times New Roman" w:cs="Times New Roman"/>
+        </w:rPr>
+        <w:t xml:space="preserve">: a </w:t>
       </w:r>
       <w:r>
         <w:rPr>
@@ -591,7 +657,7 @@
         <w:rPr>
           <w:rFonts w:ascii="Times New Roman" w:hAnsi="Times New Roman" w:cs="Times New Roman"/>
         </w:rPr>
-        <w:t xml:space="preserve">. Shabbos candlesticks, </w:t>
+        <w:t>. Shabbos candlesticks,</w:t>
       </w:r>
       <w:r>
         <w:rPr>
@@ -605,6 +671,12 @@
           <w:rFonts w:ascii="Times New Roman" w:hAnsi="Times New Roman" w:cs="Times New Roman"/>
           <w:rtl/>
         </w:rPr>
+        <w:t xml:space="preserve"> </w:t>
+      </w:r>
+      <w:r>
+        <w:rPr>
+          <w:rFonts w:ascii="Times New Roman" w:hAnsi="Times New Roman" w:cs="Times New Roman"/>
+        </w:rPr>
         <w:t xml:space="preserve">, </w:t>
       </w:r>
       <w:r>
@@ -618,7 +690,7 @@
         <w:rPr>
           <w:rFonts w:ascii="Times New Roman" w:hAnsi="Times New Roman" w:cs="Times New Roman"/>
         </w:rPr>
-        <w:t xml:space="preserve">, all of the aspects of </w:t>
+        <w:t xml:space="preserve">, all the aspects of </w:t>
       </w:r>
       <w:r>
         <w:rPr>
@@ -738,13 +810,19 @@
         <w:rPr>
           <w:rFonts w:ascii="Times New Roman" w:hAnsi="Times New Roman" w:cs="Times New Roman"/>
         </w:rPr>
-        <w:t>, I was sitting on my porch and I looked out to the sea and I see all of a sudden, I looked down</w:t>
-      </w:r>
-      <w:r>
-        <w:rPr>
-          <w:rFonts w:ascii="Times New Roman" w:hAnsi="Times New Roman" w:cs="Times New Roman"/>
-        </w:rPr>
-        <w:t xml:space="preserve"> and saw</w:t>
+        <w:t xml:space="preserve">, I was sitting on my porch and I looked </w:t>
+      </w:r>
+      <w:r>
+        <w:rPr>
+          <w:rFonts w:ascii="Times New Roman" w:hAnsi="Times New Roman" w:cs="Times New Roman"/>
+        </w:rPr>
+        <w:t xml:space="preserve">out to the sea and </w:t>
+      </w:r>
+      <w:r>
+        <w:rPr>
+          <w:rFonts w:ascii="Times New Roman" w:hAnsi="Times New Roman" w:cs="Times New Roman"/>
+        </w:rPr>
+        <w:t>saw</w:t>
       </w:r>
       <w:r>
         <w:rPr>
@@ -787,7 +865,7 @@
         <w:rPr>
           <w:rFonts w:ascii="Times New Roman" w:hAnsi="Times New Roman" w:cs="Times New Roman"/>
         </w:rPr>
-        <w:t xml:space="preserve"> we had in the </w:t>
+        <w:t xml:space="preserve"> we had the </w:t>
       </w:r>
       <w:r>
         <w:rPr>
@@ -975,13 +1053,13 @@
         <w:rPr>
           <w:rFonts w:ascii="Times New Roman" w:hAnsi="Times New Roman" w:cs="Times New Roman"/>
         </w:rPr>
-        <w:t>, gave</w:t>
-      </w:r>
-      <w:r>
-        <w:rPr>
-          <w:rFonts w:ascii="Times New Roman" w:hAnsi="Times New Roman" w:cs="Times New Roman"/>
-        </w:rPr>
-        <w:t xml:space="preserve"> he g</w:t>
+        <w:t xml:space="preserve">, </w:t>
+      </w:r>
+      <w:r>
+        <w:rPr>
+          <w:rFonts w:ascii="Times New Roman" w:hAnsi="Times New Roman" w:cs="Times New Roman"/>
+        </w:rPr>
+        <w:t>g</w:t>
       </w:r>
       <w:r>
         <w:rPr>
@@ -1043,7 +1121,7 @@
         <w:rPr>
           <w:rFonts w:ascii="Times New Roman" w:hAnsi="Times New Roman" w:cs="Times New Roman"/>
         </w:rPr>
-        <w:t xml:space="preserve"> Then I noticed that someone standing </w:t>
+        <w:t xml:space="preserve"> Then I noticed someone standing </w:t>
       </w:r>
       <w:r>
         <w:rPr>
@@ -1061,19 +1139,7 @@
         <w:rPr>
           <w:rFonts w:ascii="Times New Roman" w:hAnsi="Times New Roman" w:cs="Times New Roman"/>
         </w:rPr>
-        <w:t xml:space="preserve">saw a tall, handsome, chashuv Yid. </w:t>
-      </w:r>
-      <w:r>
-        <w:rPr>
-          <w:rFonts w:ascii="Times New Roman" w:hAnsi="Times New Roman" w:cs="Times New Roman"/>
-        </w:rPr>
-        <w:t xml:space="preserve"> </w:t>
-      </w:r>
-      <w:r>
-        <w:rPr>
-          <w:rFonts w:ascii="Times New Roman" w:hAnsi="Times New Roman" w:cs="Times New Roman"/>
-        </w:rPr>
-        <w:t xml:space="preserve">He smiled at </w:t>
+        <w:t xml:space="preserve">saw a tall, handsome, chashuv Yid. He smiled at </w:t>
       </w:r>
       <w:r>
         <w:rPr>
@@ -1229,7 +1295,13 @@
         <w:rPr>
           <w:rFonts w:ascii="Times New Roman" w:hAnsi="Times New Roman" w:cs="Times New Roman"/>
         </w:rPr>
-        <w:t xml:space="preserve">, and he blew for me 30 </w:t>
+        <w:t>, and he blew</w:t>
+      </w:r>
+      <w:r>
+        <w:rPr>
+          <w:rFonts w:ascii="Times New Roman" w:hAnsi="Times New Roman" w:cs="Times New Roman"/>
+        </w:rPr>
+        <w:t xml:space="preserve"> 30 </w:t>
       </w:r>
       <w:r>
         <w:rPr>
@@ -1242,7 +1314,7 @@
         <w:rPr>
           <w:rFonts w:ascii="Times New Roman" w:hAnsi="Times New Roman" w:cs="Times New Roman"/>
         </w:rPr>
-        <w:t xml:space="preserve">. When he finished, he said to me, </w:t>
+        <w:t xml:space="preserve"> for me. When he finished, he said to me, </w:t>
       </w:r>
       <w:r>
         <w:rPr>
@@ -1717,7 +1789,7 @@
           <w:rFonts w:ascii="Times New Roman" w:hAnsi="Times New Roman" w:cs="Times New Roman"/>
           <w:rtl/>
         </w:rPr>
-        <w:t>״</w:t>
+        <w:t>"</w:t>
       </w:r>
       <w:r>
         <w:rPr>

--- a/Files/06 - Yom Tov/09 - Rosh Hashana/5784/Rosh Hashana 5784.docx
+++ b/Files/06 - Yom Tov/09 - Rosh Hashana/5784/Rosh Hashana 5784.docx
@@ -85,7 +85,7 @@
           <w:rFonts w:ascii="Times New Roman" w:hAnsi="Times New Roman" w:cs="Times New Roman"/>
           <w:rtl/>
         </w:rPr>
-        <w:t>"</w:t>
+        <w:t>״</w:t>
       </w:r>
       <w:r>
         <w:rPr>
@@ -1789,7 +1789,7 @@
           <w:rFonts w:ascii="Times New Roman" w:hAnsi="Times New Roman" w:cs="Times New Roman"/>
           <w:rtl/>
         </w:rPr>
-        <w:t>"</w:t>
+        <w:t>״</w:t>
       </w:r>
       <w:r>
         <w:rPr>
